--- a/Networking/FiberOptics.docx
+++ b/Networking/FiberOptics.docx
@@ -168,7 +168,6 @@
           <w:numId w:val="1"/>
         </w:numPr>
         <w:tabs>
-          <w:tab w:val="clear" w:pos="709"/>
           <w:tab w:val="left" w:pos="709" w:leader="none"/>
         </w:tabs>
         <w:bidi w:val="0"/>
@@ -198,7 +197,6 @@
           <w:numId w:val="1"/>
         </w:numPr>
         <w:tabs>
-          <w:tab w:val="clear" w:pos="709"/>
           <w:tab w:val="left" w:pos="709" w:leader="none"/>
         </w:tabs>
         <w:bidi w:val="0"/>
@@ -228,7 +226,6 @@
           <w:numId w:val="1"/>
         </w:numPr>
         <w:tabs>
-          <w:tab w:val="clear" w:pos="709"/>
           <w:tab w:val="left" w:pos="709" w:leader="none"/>
         </w:tabs>
         <w:bidi w:val="0"/>
@@ -260,7 +257,9 @@
         </w:rPr>
       </w:pPr>
       <w:r>
-        <w:rPr/>
+        <w:rPr>
+          <w:rFonts w:ascii="Calibri" w:hAnsi="Calibri"/>
+        </w:rPr>
       </w:r>
     </w:p>
     <w:p>
@@ -312,6 +311,7 @@
       <w:pPr>
         <w:pStyle w:val="BodyText"/>
         <w:bidi w:val="0"/>
+        <w:spacing w:before="0" w:after="140"/>
         <w:jc w:val="both"/>
         <w:rPr/>
       </w:pPr>
@@ -392,7 +392,6 @@
           <w:numId w:val="2"/>
         </w:numPr>
         <w:tabs>
-          <w:tab w:val="clear" w:pos="709"/>
           <w:tab w:val="left" w:pos="709" w:leader="none"/>
         </w:tabs>
         <w:bidi w:val="0"/>
@@ -486,7 +485,6 @@
           <w:numId w:val="2"/>
         </w:numPr>
         <w:tabs>
-          <w:tab w:val="clear" w:pos="709"/>
           <w:tab w:val="left" w:pos="709" w:leader="none"/>
         </w:tabs>
         <w:bidi w:val="0"/>
@@ -585,7 +583,87 @@
           <w:sz w:val="24"/>
           <w:szCs w:val="24"/>
         </w:rPr>
-        <w:t xml:space="preserve">How data transmitted through fiber optics is base on light. Light passes through the fiber optics from one end to another end by reflection. As you might know, if there is light, that represent “1”, if no light, that represent “0”. This type of transmission is much faster than traditional electrical signal. So that’s why you can use much faster broadband networks. </w:t>
+        <w:t>How data transmitted through fiber optics is base on light. Light passes through the fiber optics from one end to another end by reflection. As you might know, if there is light, that represent “1”, if no light, that represent “0”. This type of transmission is much faster than traditional electrical signal. So that’s why you can use much faster broadband networks.</w:t>
+      </w:r>
+      <w:r>
+        <w:rPr>
+          <w:rFonts w:ascii="Calibri" w:hAnsi="Calibri"/>
+          <w:sz w:val="24"/>
+          <w:szCs w:val="24"/>
+        </w:rPr>
+        <w:t xml:space="preserve"> This type of usage not only used on broadband network, but different kinds of product can be used. Such as connection cables between devices, now we are using “</w:t>
+      </w:r>
+      <w:r>
+        <w:rPr>
+          <w:rFonts w:ascii="Calibri" w:hAnsi="Calibri"/>
+          <w:b/>
+          <w:bCs/>
+          <w:sz w:val="24"/>
+          <w:szCs w:val="24"/>
+        </w:rPr>
+        <w:t>USB</w:t>
+      </w:r>
+      <w:r>
+        <w:rPr>
+          <w:rFonts w:ascii="Calibri" w:hAnsi="Calibri"/>
+          <w:sz w:val="24"/>
+          <w:szCs w:val="24"/>
+        </w:rPr>
+        <w:t>” as the major transmission between devices, however, to transmit over 50TB of data between 2 devices such as PCs or laptop seems not feasible. By using “Fiber Optics” transmit such large size of data could be a choice. Gaming devices, now we are using “</w:t>
+      </w:r>
+      <w:r>
+        <w:rPr>
+          <w:rFonts w:ascii="Calibri" w:hAnsi="Calibri"/>
+          <w:b/>
+          <w:bCs/>
+          <w:sz w:val="24"/>
+          <w:szCs w:val="24"/>
+        </w:rPr>
+        <w:t>HDMI</w:t>
+      </w:r>
+      <w:r>
+        <w:rPr>
+          <w:rFonts w:ascii="Calibri" w:hAnsi="Calibri"/>
+          <w:sz w:val="24"/>
+          <w:szCs w:val="24"/>
+        </w:rPr>
+        <w:t>” cables for game console connecting to TV sets, fiber optics also could be an another option. “</w:t>
+      </w:r>
+      <w:r>
+        <w:rPr>
+          <w:rFonts w:ascii="Calibri" w:hAnsi="Calibri"/>
+          <w:b/>
+          <w:bCs/>
+          <w:sz w:val="24"/>
+          <w:szCs w:val="24"/>
+        </w:rPr>
+        <w:t>Headphones</w:t>
+      </w:r>
+      <w:r>
+        <w:rPr>
+          <w:rFonts w:ascii="Calibri" w:hAnsi="Calibri"/>
+          <w:sz w:val="24"/>
+          <w:szCs w:val="24"/>
+        </w:rPr>
+        <w:t>”, traditional headphone uses copper wires, if fiber optics; this will greatly increase the transmission rate, which one day we will hear “</w:t>
+      </w:r>
+      <w:r>
+        <w:rPr>
+          <w:rFonts w:ascii="Calibri" w:hAnsi="Calibri"/>
+          <w:b/>
+          <w:bCs/>
+          <w:sz w:val="24"/>
+          <w:szCs w:val="24"/>
+        </w:rPr>
+        <w:t>True Voice</w:t>
+      </w:r>
+      <w:r>
+        <w:rPr>
+          <w:rFonts w:ascii="Calibri" w:hAnsi="Calibri"/>
+          <w:sz w:val="24"/>
+          <w:szCs w:val="24"/>
+        </w:rPr>
+        <w:t xml:space="preserve">”. </w:t>
       </w:r>
     </w:p>
     <w:p>
@@ -638,6 +716,7 @@
       <w:pgNumType w:fmt="decimal"/>
       <w:formProt w:val="false"/>
       <w:textDirection w:val="lrTb"/>
+      <w:docGrid w:type="default" w:linePitch="100" w:charSpace="0"/>
     </w:sectPr>
   </w:body>
 </w:document>
@@ -928,7 +1007,6 @@
     </w:lvl>
     <w:lvl w:ilvl="2">
       <w:start w:val="1"/>
-      <w:pStyle w:val="Heading3"/>
       <w:numFmt w:val="none"/>
       <w:suff w:val="nothing"/>
       <w:lvlText w:val=""/>
@@ -1045,7 +1123,6 @@
     </w:rPrDefault>
     <w:pPrDefault>
       <w:pPr>
-        <w:widowControl/>
         <w:suppressAutoHyphens w:val="true"/>
       </w:pPr>
     </w:pPrDefault>
@@ -1055,7 +1132,10 @@
     <w:qFormat/>
     <w:pPr>
       <w:widowControl/>
+      <w:suppressAutoHyphens w:val="true"/>
       <w:bidi w:val="0"/>
+      <w:spacing w:before="0" w:after="0"/>
+      <w:jc w:val="start"/>
     </w:pPr>
     <w:rPr>
       <w:rFonts w:ascii="Liberation Serif" w:hAnsi="Liberation Serif" w:eastAsia="NSimSun" w:cs="Arial"/>
